--- a/BingeSpice v1.0/Use-Case-v1.0.docx
+++ b/BingeSpice v1.0/Use-Case-v1.0.docx
@@ -553,7 +553,7 @@
             </w:rPr>
             <w:fldChar w:fldCharType="separate"/>
           </w:r>
-          <w:hyperlink w:anchor="_Toc198304796" w:history="1">
+          <w:hyperlink w:anchor="_Toc199364953" w:history="1">
             <w:r>
               <w:rPr>
                 <w:rStyle w:val="Hyperlink"/>
@@ -575,7 +575,7 @@
                 <w:noProof/>
                 <w:lang w:val="el-GR"/>
               </w:rPr>
-              <w:t>0.2</w:t>
+              <w:t>0.3</w:t>
             </w:r>
             <w:r>
               <w:rPr>
@@ -596,7 +596,7 @@
                 <w:noProof/>
                 <w:webHidden/>
               </w:rPr>
-              <w:instrText xml:space="preserve"> PAGEREF _Toc198304796 \h </w:instrText>
+              <w:instrText xml:space="preserve"> PAGEREF _Toc199364953 \h </w:instrText>
             </w:r>
             <w:r>
               <w:rPr>
@@ -638,7 +638,7 @@
               <w:noProof/>
             </w:rPr>
           </w:pPr>
-          <w:hyperlink w:anchor="_Toc198304797" w:history="1">
+          <w:hyperlink w:anchor="_Toc199364954" w:history="1">
             <w:r>
               <w:rPr>
                 <w:rStyle w:val="Hyperlink"/>
@@ -666,7 +666,7 @@
                 <w:noProof/>
                 <w:webHidden/>
               </w:rPr>
-              <w:instrText xml:space="preserve"> PAGEREF _Toc198304797 \h </w:instrText>
+              <w:instrText xml:space="preserve"> PAGEREF _Toc199364954 \h </w:instrText>
             </w:r>
             <w:r>
               <w:rPr>
@@ -708,43 +708,13 @@
               <w:noProof/>
             </w:rPr>
           </w:pPr>
-          <w:hyperlink w:anchor="_Toc198304798" w:history="1">
+          <w:hyperlink w:anchor="_Toc199364955" w:history="1">
             <w:r>
               <w:rPr>
                 <w:rStyle w:val="Hyperlink"/>
                 <w:noProof/>
               </w:rPr>
-              <w:t>Use</w:t>
-            </w:r>
-            <w:r>
-              <w:rPr>
-                <w:rStyle w:val="Hyperlink"/>
-                <w:noProof/>
-                <w:lang w:val="el-GR"/>
-              </w:rPr>
-              <w:t>-</w:t>
-            </w:r>
-            <w:r>
-              <w:rPr>
-                <w:rStyle w:val="Hyperlink"/>
-                <w:noProof/>
-              </w:rPr>
-              <w:t>Case</w:t>
-            </w:r>
-            <w:r>
-              <w:rPr>
-                <w:rStyle w:val="Hyperlink"/>
-                <w:noProof/>
-                <w:lang w:val="el-GR"/>
-              </w:rPr>
-              <w:t xml:space="preserve"> </w:t>
-            </w:r>
-            <w:r>
-              <w:rPr>
-                <w:rStyle w:val="Hyperlink"/>
-                <w:noProof/>
-              </w:rPr>
-              <w:t>Diagram</w:t>
+              <w:t>Use-Case Diagram</w:t>
             </w:r>
             <w:r>
               <w:rPr>
@@ -765,7 +735,7 @@
                 <w:noProof/>
                 <w:webHidden/>
               </w:rPr>
-              <w:instrText xml:space="preserve"> PAGEREF _Toc198304798 \h </w:instrText>
+              <w:instrText xml:space="preserve"> PAGEREF _Toc199364955 \h </w:instrText>
             </w:r>
             <w:r>
               <w:rPr>
@@ -807,7 +777,7 @@
               <w:noProof/>
             </w:rPr>
           </w:pPr>
-          <w:hyperlink w:anchor="_Toc198304799" w:history="1">
+          <w:hyperlink w:anchor="_Toc199364956" w:history="1">
             <w:r>
               <w:rPr>
                 <w:rStyle w:val="Hyperlink"/>
@@ -835,7 +805,7 @@
                 <w:noProof/>
                 <w:webHidden/>
               </w:rPr>
-              <w:instrText xml:space="preserve"> PAGEREF _Toc198304799 \h </w:instrText>
+              <w:instrText xml:space="preserve"> PAGEREF _Toc199364956 \h </w:instrText>
             </w:r>
             <w:r>
               <w:rPr>
@@ -877,7 +847,7 @@
               <w:noProof/>
             </w:rPr>
           </w:pPr>
-          <w:hyperlink w:anchor="_Toc198304800" w:history="1">
+          <w:hyperlink w:anchor="_Toc199364957" w:history="1">
             <w:r>
               <w:rPr>
                 <w:rStyle w:val="Hyperlink"/>
@@ -905,7 +875,7 @@
                 <w:noProof/>
                 <w:webHidden/>
               </w:rPr>
-              <w:instrText xml:space="preserve"> PAGEREF _Toc198304800 \h </w:instrText>
+              <w:instrText xml:space="preserve"> PAGEREF _Toc199364957 \h </w:instrText>
             </w:r>
             <w:r>
               <w:rPr>
@@ -989,9 +959,9 @@
           <w:lang w:val="el-GR"/>
         </w:rPr>
       </w:pPr>
-      <w:bookmarkStart w:id="0" w:name="_Toc198304796"/>
+      <w:bookmarkStart w:id="0" w:name="_Hlk199355592"/>
       <w:bookmarkStart w:id="1" w:name="_Toc194403752"/>
-      <w:bookmarkStart w:id="2" w:name="_Hlk199355592"/>
+      <w:bookmarkStart w:id="2" w:name="_Toc199364953"/>
       <w:r>
         <w:rPr>
           <w:sz w:val="48"/>
@@ -1016,7 +986,6 @@
         </w:rPr>
         <w:t>0.</w:t>
       </w:r>
-      <w:bookmarkEnd w:id="0"/>
       <w:r>
         <w:rPr>
           <w:sz w:val="48"/>
@@ -1025,8 +994,9 @@
         </w:rPr>
         <w:t>3</w:t>
       </w:r>
-    </w:p>
-    <w:bookmarkEnd w:id="2"/>
+      <w:bookmarkEnd w:id="2"/>
+    </w:p>
+    <w:bookmarkEnd w:id="0"/>
     <w:p>
       <w:pPr>
         <w:rPr>
@@ -1202,7 +1172,7 @@
           <w:lang w:val="el-GR"/>
         </w:rPr>
       </w:pPr>
-      <w:bookmarkStart w:id="3" w:name="_Toc198304797"/>
+      <w:bookmarkStart w:id="3" w:name="_Toc199364954"/>
       <w:r>
         <w:rPr>
           <w:sz w:val="48"/>
@@ -2067,7 +2037,6 @@
                               </w:rPr>
                               <w:t>.</w:t>
                             </w:r>
-                            <w:proofErr w:type="spellStart"/>
                             <w:r>
                               <w:rPr>
                                 <w:rStyle w:val="Hyperlink"/>
@@ -2075,7 +2044,6 @@
                               </w:rPr>
                               <w:t>upatras</w:t>
                             </w:r>
-                            <w:proofErr w:type="spellEnd"/>
                             <w:r>
                               <w:rPr>
                                 <w:rStyle w:val="Hyperlink"/>
@@ -2289,7 +2257,6 @@
                         </w:rPr>
                         <w:t>.</w:t>
                       </w:r>
-                      <w:proofErr w:type="spellStart"/>
                       <w:r>
                         <w:rPr>
                           <w:rStyle w:val="Hyperlink"/>
@@ -2297,7 +2264,6 @@
                         </w:rPr>
                         <w:t>upatras</w:t>
                       </w:r>
-                      <w:proofErr w:type="spellEnd"/>
                       <w:r>
                         <w:rPr>
                           <w:rStyle w:val="Hyperlink"/>
@@ -3446,6 +3412,7 @@
                               <w:rPr>
                                 <w:rFonts w:ascii="Times New Roman" w:hAnsi="Times New Roman" w:cs="Times New Roman"/>
                                 <w:color w:val="153D63" w:themeColor="text2" w:themeTint="E6"/>
+                                <w:lang w:val="el-GR"/>
                               </w:rPr>
                             </w:pPr>
                             <w:r>
@@ -3651,6 +3618,7 @@
                         <w:rPr>
                           <w:rFonts w:ascii="Times New Roman" w:hAnsi="Times New Roman" w:cs="Times New Roman"/>
                           <w:color w:val="153D63" w:themeColor="text2" w:themeTint="E6"/>
+                          <w:lang w:val="el-GR"/>
                         </w:rPr>
                       </w:pPr>
                       <w:r>
@@ -3806,62 +3774,62 @@
           <w:lang w:val="el-GR"/>
         </w:rPr>
       </w:pPr>
-      <w:bookmarkStart w:id="7" w:name="_Toc198304798"/>
+      <w:bookmarkStart w:id="7" w:name="_Toc199364955"/>
       <w:r>
         <w:rPr>
           <w:noProof/>
-          <w:sz w:val="48"/>
-          <w:szCs w:val="48"/>
         </w:rPr>
         <w:lastRenderedPageBreak/>
         <w:drawing>
-          <wp:anchor distT="0" distB="0" distL="114300" distR="114300" simplePos="0" relativeHeight="251668480" behindDoc="1" locked="0" layoutInCell="1" allowOverlap="1" wp14:anchorId="653C9821" wp14:editId="3382A642">
+          <wp:anchor distT="0" distB="0" distL="114300" distR="114300" simplePos="0" relativeHeight="251672576" behindDoc="1" locked="0" layoutInCell="1" allowOverlap="1" wp14:anchorId="7EFB3918" wp14:editId="098BA206">
             <wp:simplePos x="0" y="0"/>
             <wp:positionH relativeFrom="margin">
-              <wp:posOffset>-180975</wp:posOffset>
+              <wp:posOffset>-388620</wp:posOffset>
             </wp:positionH>
-            <wp:positionV relativeFrom="page">
-              <wp:posOffset>1308100</wp:posOffset>
+            <wp:positionV relativeFrom="paragraph">
+              <wp:posOffset>363220</wp:posOffset>
             </wp:positionV>
-            <wp:extent cx="6591935" cy="7722870"/>
+            <wp:extent cx="6624955" cy="7762240"/>
             <wp:effectExtent l="0" t="0" r="0" b="0"/>
             <wp:wrapTight wrapText="bothSides">
               <wp:wrapPolygon edited="0">
-                <wp:start x="3433" y="53"/>
-                <wp:lineTo x="3433" y="1012"/>
-                <wp:lineTo x="2622" y="1385"/>
-                <wp:lineTo x="2497" y="1492"/>
-                <wp:lineTo x="2497" y="10390"/>
-                <wp:lineTo x="999" y="11082"/>
-                <wp:lineTo x="687" y="11775"/>
-                <wp:lineTo x="811" y="11988"/>
-                <wp:lineTo x="1311" y="12095"/>
-                <wp:lineTo x="687" y="12947"/>
-                <wp:lineTo x="687" y="13160"/>
-                <wp:lineTo x="1997" y="13800"/>
-                <wp:lineTo x="2497" y="13800"/>
-                <wp:lineTo x="2497" y="19394"/>
-                <wp:lineTo x="2934" y="19767"/>
-                <wp:lineTo x="3433" y="19767"/>
-                <wp:lineTo x="3433" y="21472"/>
-                <wp:lineTo x="17853" y="21472"/>
-                <wp:lineTo x="17977" y="20620"/>
-                <wp:lineTo x="18539" y="19767"/>
-                <wp:lineTo x="18602" y="11242"/>
-                <wp:lineTo x="20349" y="11189"/>
-                <wp:lineTo x="20911" y="10869"/>
-                <wp:lineTo x="20537" y="10390"/>
-                <wp:lineTo x="20911" y="9537"/>
-                <wp:lineTo x="20287" y="8685"/>
-                <wp:lineTo x="18727" y="7832"/>
-                <wp:lineTo x="18789" y="6926"/>
-                <wp:lineTo x="18539" y="6660"/>
-                <wp:lineTo x="17915" y="6127"/>
-                <wp:lineTo x="17853" y="53"/>
-                <wp:lineTo x="3433" y="53"/>
+                <wp:start x="3416" y="53"/>
+                <wp:lineTo x="3416" y="1007"/>
+                <wp:lineTo x="2671" y="1378"/>
+                <wp:lineTo x="2547" y="1484"/>
+                <wp:lineTo x="2484" y="10337"/>
+                <wp:lineTo x="1366" y="10867"/>
+                <wp:lineTo x="994" y="11132"/>
+                <wp:lineTo x="683" y="11768"/>
+                <wp:lineTo x="745" y="11927"/>
+                <wp:lineTo x="1242" y="12033"/>
+                <wp:lineTo x="745" y="12882"/>
+                <wp:lineTo x="683" y="13147"/>
+                <wp:lineTo x="1863" y="13730"/>
+                <wp:lineTo x="2484" y="13730"/>
+                <wp:lineTo x="2484" y="19349"/>
+                <wp:lineTo x="2857" y="19667"/>
+                <wp:lineTo x="3416" y="19667"/>
+                <wp:lineTo x="3416" y="21469"/>
+                <wp:lineTo x="17888" y="21469"/>
+                <wp:lineTo x="17950" y="20515"/>
+                <wp:lineTo x="18571" y="19667"/>
+                <wp:lineTo x="18571" y="11185"/>
+                <wp:lineTo x="20372" y="11185"/>
+                <wp:lineTo x="20931" y="10867"/>
+                <wp:lineTo x="20559" y="10337"/>
+                <wp:lineTo x="20931" y="9489"/>
+                <wp:lineTo x="20993" y="8959"/>
+                <wp:lineTo x="20124" y="8641"/>
+                <wp:lineTo x="18757" y="8641"/>
+                <wp:lineTo x="18820" y="6944"/>
+                <wp:lineTo x="18571" y="6679"/>
+                <wp:lineTo x="17888" y="6096"/>
+                <wp:lineTo x="17888" y="53"/>
+                <wp:lineTo x="3416" y="53"/>
               </wp:wrapPolygon>
             </wp:wrapTight>
-            <wp:docPr id="1798100386" name="Picture 8"/>
+            <wp:docPr id="1832554713" name="Picture 9" descr="A screenshot of a computer screen&#10;&#10;AI-generated content may be incorrect."/>
             <wp:cNvGraphicFramePr>
               <a:graphicFrameLocks xmlns:a="http://schemas.openxmlformats.org/drawingml/2006/main" noChangeAspect="1"/>
             </wp:cNvGraphicFramePr>
@@ -3869,7 +3837,7 @@
               <a:graphicData uri="http://schemas.openxmlformats.org/drawingml/2006/picture">
                 <pic:pic xmlns:pic="http://schemas.openxmlformats.org/drawingml/2006/picture">
                   <pic:nvPicPr>
-                    <pic:cNvPr id="0" name="Picture 2"/>
+                    <pic:cNvPr id="1832554713" name="Picture 9" descr="A screenshot of a computer screen&#10;&#10;AI-generated content may be incorrect."/>
                     <pic:cNvPicPr>
                       <a:picLocks noChangeAspect="1" noChangeArrowheads="1"/>
                     </pic:cNvPicPr>
@@ -3890,7 +3858,7 @@
                   <pic:spPr bwMode="auto">
                     <a:xfrm>
                       <a:off x="0" y="0"/>
-                      <a:ext cx="6591935" cy="7722870"/>
+                      <a:ext cx="6624955" cy="7762240"/>
                     </a:xfrm>
                     <a:prstGeom prst="rect">
                       <a:avLst/>
@@ -4133,7 +4101,7 @@
           <w:lang w:val="el-GR"/>
         </w:rPr>
       </w:pPr>
-      <w:bookmarkStart w:id="8" w:name="_Toc198304799"/>
+      <w:bookmarkStart w:id="8" w:name="_Toc199364956"/>
       <w:r>
         <w:rPr>
           <w:sz w:val="48"/>
@@ -4167,7 +4135,49 @@
           <w:szCs w:val="32"/>
           <w:lang w:val="el-GR"/>
         </w:rPr>
-        <w:t>Βασική ροή "Αναζήτηση Ταινίας/Σειράς"</w:t>
+        <w:t>Βασική ροή "</w:t>
+      </w:r>
+      <w:r>
+        <w:rPr>
+          <w:lang w:val="el-GR"/>
+        </w:rPr>
+        <w:t xml:space="preserve"> </w:t>
+      </w:r>
+      <w:r>
+        <w:rPr>
+          <w:color w:val="215E99" w:themeColor="text2" w:themeTint="BF"/>
+          <w:sz w:val="32"/>
+          <w:szCs w:val="32"/>
+          <w:lang w:val="el-GR"/>
+        </w:rPr>
+        <w:t xml:space="preserve">Αναζήτηση </w:t>
+      </w:r>
+      <w:r>
+        <w:rPr>
+          <w:color w:val="D86DCB" w:themeColor="accent5" w:themeTint="99"/>
+          <w:sz w:val="32"/>
+          <w:szCs w:val="32"/>
+          <w:lang w:val="el-GR"/>
+        </w:rPr>
+        <w:t xml:space="preserve">και Επιλογή </w:t>
+      </w:r>
+      <w:r>
+        <w:rPr>
+          <w:color w:val="215E99" w:themeColor="text2" w:themeTint="BF"/>
+          <w:sz w:val="32"/>
+          <w:szCs w:val="32"/>
+          <w:lang w:val="el-GR"/>
+        </w:rPr>
+        <w:t>Ταινίας/Σειράς</w:t>
+      </w:r>
+      <w:r>
+        <w:rPr>
+          <w:color w:val="215E99" w:themeColor="text2" w:themeTint="BF"/>
+          <w:sz w:val="32"/>
+          <w:szCs w:val="32"/>
+          <w:lang w:val="el-GR"/>
+        </w:rPr>
+        <w:t>"</w:t>
       </w:r>
     </w:p>
     <w:p>
@@ -4386,6 +4396,55 @@
     </w:p>
     <w:p>
       <w:pPr>
+        <w:pStyle w:val="ListParagraph"/>
+        <w:numPr>
+          <w:ilvl w:val="0"/>
+          <w:numId w:val="2"/>
+        </w:numPr>
+        <w:rPr>
+          <w:color w:val="D86DCB" w:themeColor="accent5" w:themeTint="99"/>
+          <w:sz w:val="32"/>
+          <w:szCs w:val="32"/>
+          <w:lang w:val="el-GR"/>
+        </w:rPr>
+      </w:pPr>
+      <w:r>
+        <w:rPr>
+          <w:color w:val="D86DCB" w:themeColor="accent5" w:themeTint="99"/>
+          <w:sz w:val="32"/>
+          <w:szCs w:val="32"/>
+          <w:lang w:val="el-GR"/>
+        </w:rPr>
+        <w:t>Ο χρήστης επιλέγει μία ταινία ή σειρά από την Οθόνη Αποτελεσμάτων.</w:t>
+      </w:r>
+    </w:p>
+    <w:p>
+      <w:pPr>
+        <w:pStyle w:val="ListParagraph"/>
+        <w:numPr>
+          <w:ilvl w:val="0"/>
+          <w:numId w:val="2"/>
+        </w:numPr>
+        <w:rPr>
+          <w:color w:val="D86DCB" w:themeColor="accent5" w:themeTint="99"/>
+          <w:sz w:val="32"/>
+          <w:szCs w:val="32"/>
+          <w:lang w:val="el-GR"/>
+        </w:rPr>
+      </w:pPr>
+      <w:r>
+        <w:rPr>
+          <w:color w:val="D86DCB" w:themeColor="accent5" w:themeTint="99"/>
+          <w:sz w:val="32"/>
+          <w:szCs w:val="32"/>
+          <w:lang w:val="el-GR"/>
+        </w:rPr>
+        <w:lastRenderedPageBreak/>
+        <w:t>Το σύστημα εμφανίζει αναλυτικές πληροφορίες για την επιλεγμένη ταινία/σειρά, αντλώντας δεδομένα από τη βάση TMDB.</w:t>
+      </w:r>
+    </w:p>
+    <w:p>
+      <w:pPr>
         <w:rPr>
           <w:sz w:val="32"/>
           <w:szCs w:val="32"/>
@@ -4409,7 +4468,6 @@
           <w:szCs w:val="32"/>
           <w:lang w:val="el-GR"/>
         </w:rPr>
-        <w:lastRenderedPageBreak/>
         <w:t>Εναλλακτική Ροή 1</w:t>
       </w:r>
     </w:p>
@@ -4668,282 +4726,6 @@
     <w:p>
       <w:pPr>
         <w:rPr>
-          <w:sz w:val="32"/>
-          <w:szCs w:val="32"/>
-          <w:lang w:val="el-GR"/>
-        </w:rPr>
-      </w:pPr>
-    </w:p>
-    <w:p>
-      <w:pPr>
-        <w:rPr>
-          <w:color w:val="215E99" w:themeColor="text2" w:themeTint="BF"/>
-          <w:sz w:val="32"/>
-          <w:szCs w:val="32"/>
-          <w:lang w:val="el-GR"/>
-        </w:rPr>
-      </w:pPr>
-      <w:r>
-        <w:rPr>
-          <w:color w:val="215E99" w:themeColor="text2" w:themeTint="BF"/>
-          <w:sz w:val="32"/>
-          <w:szCs w:val="32"/>
-          <w:lang w:val="el-GR"/>
-        </w:rPr>
-        <w:t>Βασική ροή "Επιλογή Ταινίας/Σειράς"</w:t>
-      </w:r>
-    </w:p>
-    <w:p>
-      <w:pPr>
-        <w:pStyle w:val="ListParagraph"/>
-        <w:numPr>
-          <w:ilvl w:val="0"/>
-          <w:numId w:val="7"/>
-        </w:numPr>
-        <w:rPr>
-          <w:sz w:val="32"/>
-          <w:szCs w:val="32"/>
-          <w:lang w:val="el-GR"/>
-        </w:rPr>
-      </w:pPr>
-      <w:r>
-        <w:rPr>
-          <w:sz w:val="32"/>
-          <w:szCs w:val="32"/>
-          <w:lang w:val="el-GR"/>
-        </w:rPr>
-        <w:t xml:space="preserve">Ο χρήστης επιλέγει την ταινία / σειρά από την </w:t>
-      </w:r>
-      <w:r>
-        <w:rPr>
-          <w:sz w:val="32"/>
-          <w:szCs w:val="32"/>
-          <w:lang w:val="el-GR"/>
-        </w:rPr>
-        <w:t>Οθόνη</w:t>
-      </w:r>
-      <w:r>
-        <w:rPr>
-          <w:sz w:val="32"/>
-          <w:szCs w:val="32"/>
-          <w:lang w:val="el-GR"/>
-        </w:rPr>
-        <w:t xml:space="preserve"> </w:t>
-      </w:r>
-      <w:r>
-        <w:rPr>
-          <w:sz w:val="32"/>
-          <w:szCs w:val="32"/>
-          <w:lang w:val="el-GR"/>
-        </w:rPr>
-        <w:t>αποτελεσμάτων.</w:t>
-      </w:r>
-    </w:p>
-    <w:p>
-      <w:pPr>
-        <w:pStyle w:val="ListParagraph"/>
-        <w:numPr>
-          <w:ilvl w:val="0"/>
-          <w:numId w:val="7"/>
-        </w:numPr>
-        <w:rPr>
-          <w:sz w:val="32"/>
-          <w:szCs w:val="32"/>
-          <w:lang w:val="el-GR"/>
-        </w:rPr>
-      </w:pPr>
-      <w:r>
-        <w:rPr>
-          <w:sz w:val="32"/>
-          <w:szCs w:val="32"/>
-          <w:lang w:val="el-GR"/>
-        </w:rPr>
-        <w:t xml:space="preserve">Το σύστημα εμφανίζει </w:t>
-      </w:r>
-      <w:r>
-        <w:rPr>
-          <w:sz w:val="32"/>
-          <w:szCs w:val="32"/>
-          <w:lang w:val="el-GR"/>
-        </w:rPr>
-        <w:t xml:space="preserve">τις </w:t>
-      </w:r>
-      <w:r>
-        <w:rPr>
-          <w:sz w:val="32"/>
-          <w:szCs w:val="32"/>
-          <w:lang w:val="el-GR"/>
-        </w:rPr>
-        <w:t>λεπτομέρειες για την ταινία/σειρά</w:t>
-      </w:r>
-      <w:r>
-        <w:rPr>
-          <w:sz w:val="32"/>
-          <w:szCs w:val="32"/>
-          <w:lang w:val="el-GR"/>
-        </w:rPr>
-        <w:t xml:space="preserve"> από την Βάση Δεδομένων </w:t>
-      </w:r>
-      <w:r>
-        <w:rPr>
-          <w:sz w:val="32"/>
-          <w:szCs w:val="32"/>
-        </w:rPr>
-        <w:t>TMDB</w:t>
-      </w:r>
-      <w:r>
-        <w:rPr>
-          <w:sz w:val="32"/>
-          <w:szCs w:val="32"/>
-          <w:lang w:val="el-GR"/>
-        </w:rPr>
-        <w:t>.</w:t>
-      </w:r>
-    </w:p>
-    <w:p>
-      <w:pPr>
-        <w:rPr>
-          <w:color w:val="215E99" w:themeColor="text2" w:themeTint="BF"/>
-          <w:sz w:val="32"/>
-          <w:szCs w:val="32"/>
-          <w:lang w:val="el-GR"/>
-        </w:rPr>
-      </w:pPr>
-    </w:p>
-    <w:p>
-      <w:pPr>
-        <w:rPr>
-          <w:color w:val="BF4E14" w:themeColor="accent2" w:themeShade="BF"/>
-          <w:sz w:val="32"/>
-          <w:szCs w:val="32"/>
-          <w:lang w:val="el-GR"/>
-        </w:rPr>
-      </w:pPr>
-      <w:r>
-        <w:rPr>
-          <w:color w:val="BF4E14" w:themeColor="accent2" w:themeShade="BF"/>
-          <w:sz w:val="32"/>
-          <w:szCs w:val="32"/>
-          <w:lang w:val="el-GR"/>
-        </w:rPr>
-        <w:t>Εναλλακτική ροή 1</w:t>
-      </w:r>
-    </w:p>
-    <w:p>
-      <w:pPr>
-        <w:pStyle w:val="ListParagraph"/>
-        <w:numPr>
-          <w:ilvl w:val="0"/>
-          <w:numId w:val="8"/>
-        </w:numPr>
-        <w:rPr>
-          <w:sz w:val="32"/>
-          <w:szCs w:val="32"/>
-          <w:lang w:val="el-GR"/>
-        </w:rPr>
-      </w:pPr>
-      <w:r>
-        <w:rPr>
-          <w:color w:val="00B050"/>
-          <w:sz w:val="32"/>
-          <w:szCs w:val="32"/>
-          <w:lang w:val="el-GR"/>
-        </w:rPr>
-        <w:t xml:space="preserve">1.α.1 </w:t>
-      </w:r>
-      <w:r>
-        <w:rPr>
-          <w:sz w:val="32"/>
-          <w:szCs w:val="32"/>
-          <w:lang w:val="el-GR"/>
-        </w:rPr>
-        <w:t xml:space="preserve">Ο χρήστης επιλέγει ταινία/σειρά από </w:t>
-      </w:r>
-      <w:r>
-        <w:rPr>
-          <w:sz w:val="32"/>
-          <w:szCs w:val="32"/>
-          <w:lang w:val="el-GR"/>
-        </w:rPr>
-        <w:t>τ</w:t>
-      </w:r>
-      <w:r>
-        <w:rPr>
-          <w:sz w:val="32"/>
-          <w:szCs w:val="32"/>
-          <w:lang w:val="el-GR"/>
-        </w:rPr>
-        <w:t>ην Οθόνη</w:t>
-      </w:r>
-      <w:r>
-        <w:rPr>
-          <w:sz w:val="32"/>
-          <w:szCs w:val="32"/>
-          <w:lang w:val="el-GR"/>
-        </w:rPr>
-        <w:t xml:space="preserve"> προτεινόμ</w:t>
-      </w:r>
-      <w:r>
-        <w:rPr>
-          <w:sz w:val="32"/>
-          <w:szCs w:val="32"/>
-          <w:lang w:val="el-GR"/>
-        </w:rPr>
-        <w:t>ενων</w:t>
-      </w:r>
-      <w:r>
-        <w:rPr>
-          <w:sz w:val="32"/>
-          <w:szCs w:val="32"/>
-          <w:lang w:val="el-GR"/>
-        </w:rPr>
-        <w:t>.</w:t>
-      </w:r>
-    </w:p>
-    <w:p>
-      <w:pPr>
-        <w:pStyle w:val="ListParagraph"/>
-        <w:numPr>
-          <w:ilvl w:val="0"/>
-          <w:numId w:val="8"/>
-        </w:numPr>
-        <w:rPr>
-          <w:sz w:val="32"/>
-          <w:szCs w:val="32"/>
-          <w:lang w:val="el-GR"/>
-        </w:rPr>
-      </w:pPr>
-      <w:r>
-        <w:rPr>
-          <w:color w:val="00B050"/>
-          <w:sz w:val="32"/>
-          <w:szCs w:val="32"/>
-          <w:lang w:val="el-GR"/>
-        </w:rPr>
-        <w:lastRenderedPageBreak/>
-        <w:t xml:space="preserve">1.α.2 </w:t>
-      </w:r>
-      <w:r>
-        <w:rPr>
-          <w:sz w:val="32"/>
-          <w:szCs w:val="32"/>
-          <w:lang w:val="el-GR"/>
-        </w:rPr>
-        <w:t>Η περίπτωση χρήσης συνεχίζεται από το βήμα 2 της βασικής ροής.</w:t>
-      </w:r>
-    </w:p>
-    <w:p>
-      <w:pPr>
-        <w:rPr>
-          <w:sz w:val="32"/>
-          <w:szCs w:val="32"/>
-          <w:lang w:val="el-GR"/>
-        </w:rPr>
-      </w:pPr>
-    </w:p>
-    <w:p>
-      <w:pPr>
-        <w:rPr>
           <w:color w:val="215E99" w:themeColor="text2" w:themeTint="BF"/>
           <w:sz w:val="32"/>
           <w:szCs w:val="32"/>
@@ -5190,6 +4972,7 @@
           <w:szCs w:val="32"/>
           <w:lang w:val="el-GR"/>
         </w:rPr>
+        <w:lastRenderedPageBreak/>
         <w:t xml:space="preserve">Το σύστημα αποθηκεύει τη σειρά στην </w:t>
       </w:r>
       <w:r>
@@ -5894,6 +5677,7 @@
           <w:szCs w:val="32"/>
           <w:lang w:val="el-GR"/>
         </w:rPr>
+        <w:lastRenderedPageBreak/>
         <w:t>Το σύστημα προσθέτει το περιεχόμενο στην κατηγορία "watched"</w:t>
       </w:r>
       <w:r>
@@ -6232,7 +6016,6 @@
           <w:szCs w:val="32"/>
           <w:lang w:val="el-GR"/>
         </w:rPr>
-        <w:lastRenderedPageBreak/>
         <w:t xml:space="preserve">1.α.2 </w:t>
       </w:r>
       <w:r>
@@ -6464,6 +6247,7 @@
           <w:szCs w:val="32"/>
           <w:lang w:val="el-GR"/>
         </w:rPr>
+        <w:lastRenderedPageBreak/>
         <w:t>Ο χρήστης επιβεβαιώνει την αξιολόγηση στην Οθόνη επιβεβαιώσης.</w:t>
       </w:r>
     </w:p>
@@ -6870,7 +6654,6 @@
           <w:szCs w:val="32"/>
           <w:lang w:val="el-GR"/>
         </w:rPr>
-        <w:lastRenderedPageBreak/>
         <w:t xml:space="preserve">Το σύστημα εμφανίζει τα γραφήματα. </w:t>
       </w:r>
     </w:p>
@@ -7207,6 +6990,7 @@
           <w:szCs w:val="32"/>
           <w:lang w:val="el-GR"/>
         </w:rPr>
+        <w:lastRenderedPageBreak/>
         <w:t xml:space="preserve">6.α.5 </w:t>
       </w:r>
       <w:r>
@@ -7580,7 +7364,6 @@
           <w:szCs w:val="32"/>
           <w:lang w:val="el-GR"/>
         </w:rPr>
-        <w:lastRenderedPageBreak/>
         <w:t xml:space="preserve"> </w:t>
       </w:r>
       <w:r>
@@ -7884,6 +7667,7 @@
           <w:szCs w:val="32"/>
           <w:lang w:val="el-GR"/>
         </w:rPr>
+        <w:lastRenderedPageBreak/>
         <w:t xml:space="preserve">Το σύστημα αναζητεί </w:t>
       </w:r>
       <w:r>
@@ -8303,7 +8087,6 @@
           <w:szCs w:val="32"/>
           <w:lang w:val="el-GR"/>
         </w:rPr>
-        <w:lastRenderedPageBreak/>
         <w:t xml:space="preserve">Το σύστημα υπολογίζει τα αποτελέσματα του </w:t>
       </w:r>
       <w:r>
@@ -8607,6 +8390,7 @@
           <w:szCs w:val="32"/>
           <w:lang w:val="el-GR"/>
         </w:rPr>
+        <w:lastRenderedPageBreak/>
         <w:t xml:space="preserve">Ο χρήστης επιλέγει το </w:t>
       </w:r>
       <w:r>
@@ -9185,7 +8969,6 @@
           <w:szCs w:val="32"/>
           <w:lang w:val="el-GR"/>
         </w:rPr>
-        <w:lastRenderedPageBreak/>
         <w:t xml:space="preserve">Το σύστημα κάνει αναζήτηση </w:t>
       </w:r>
       <w:r>
@@ -9514,6 +9297,7 @@
           <w:szCs w:val="32"/>
           <w:lang w:val="el-GR"/>
         </w:rPr>
+        <w:lastRenderedPageBreak/>
         <w:t>1</w:t>
       </w:r>
       <w:r>
@@ -10134,7 +9918,6 @@
           <w:szCs w:val="32"/>
           <w:lang w:val="el-GR"/>
         </w:rPr>
-        <w:lastRenderedPageBreak/>
         <w:t xml:space="preserve">Το σύστημα δημιουργεί </w:t>
       </w:r>
       <w:r>
@@ -10529,6 +10312,7 @@
           <w:szCs w:val="32"/>
           <w:lang w:val="el-GR"/>
         </w:rPr>
+        <w:lastRenderedPageBreak/>
         <w:t>4.α.</w:t>
       </w:r>
       <w:r>
@@ -10808,7 +10592,7 @@
         </w:rPr>
       </w:pPr>
       <w:bookmarkStart w:id="9" w:name="_Toc194403757"/>
-      <w:bookmarkStart w:id="10" w:name="_Toc198304800"/>
+      <w:bookmarkStart w:id="10" w:name="_Toc199364957"/>
       <w:r>
         <w:rPr>
           <w:sz w:val="48"/>
@@ -15271,8 +15055,8 @@
   <w:abstractNum w:abstractNumId="38" w15:restartNumberingAfterBreak="0">
     <w:nsid w:val="721C668E"/>
     <w:multiLevelType w:val="hybridMultilevel"/>
-    <w:tmpl w:val="60F06BB4"/>
-    <w:lvl w:ilvl="0" w:tplc="04090001">
+    <w:tmpl w:val="6CEE872A"/>
+    <w:lvl w:ilvl="0" w:tplc="F47AAD9E">
       <w:start w:val="1"/>
       <w:numFmt w:val="bullet"/>
       <w:lvlText w:val=""/>
@@ -15282,6 +15066,7 @@
       </w:pPr>
       <w:rPr>
         <w:rFonts w:ascii="Symbol" w:hAnsi="Symbol" w:hint="default"/>
+        <w:color w:val="auto"/>
       </w:rPr>
     </w:lvl>
     <w:lvl w:ilvl="1" w:tplc="04090003" w:tentative="1">
